--- a/17 18 20/2 Tableau/5.Calculations/4.LOD/LOD.docx
+++ b/17 18 20/2 Tableau/5.Calculations/4.LOD/LOD.docx
@@ -100,29 +100,82 @@
           <w:rFonts w:ascii="Courier New" w:hAnsi="Courier New" w:cs="Courier New"/>
         </w:rPr>
       </w:pPr>
-      <w:r>
-        <w:rPr>
-          <w:rFonts w:ascii="Courier New" w:hAnsi="Courier New" w:cs="Courier New"/>
-        </w:rPr>
-        <w:t>{ FIXED [Category]:SUM([Sales])}</w:t>
-      </w:r>
-    </w:p>
-    <w:p>
-      <w:pPr>
-        <w:rPr>
-          <w:rFonts w:ascii="Courier New" w:hAnsi="Courier New" w:cs="Courier New"/>
-        </w:rPr>
-      </w:pPr>
-    </w:p>
-    <w:p>
-      <w:pPr>
-        <w:rPr>
-          <w:rFonts w:ascii="Courier New" w:hAnsi="Courier New" w:cs="Courier New"/>
-        </w:rPr>
-      </w:pPr>
-      <w:r>
-        <w:rPr>
-          <w:rFonts w:ascii="Courier New" w:hAnsi="Courier New" w:cs="Courier New"/>
+      <w:bookmarkStart w:id="0" w:name="_GoBack"/>
+      <w:r>
+        <w:rPr>
+          <w:rFonts w:ascii="Courier New" w:hAnsi="Courier New" w:cs="Courier New"/>
+        </w:rPr>
+        <w:t>{</w:t>
+      </w:r>
+      <w:r>
+        <w:rPr>
+          <w:rFonts w:ascii="Courier New" w:hAnsi="Courier New" w:cs="Courier New"/>
+        </w:rPr>
+        <w:t>FIXED [</w:t>
+      </w:r>
+      <w:r>
+        <w:rPr>
+          <w:rFonts w:ascii="Courier New" w:hAnsi="Courier New" w:cs="Courier New"/>
+        </w:rPr>
+        <w:t>Nam_Col_WhichToFixed</w:t>
+      </w:r>
+      <w:r>
+        <w:rPr>
+          <w:rFonts w:ascii="Courier New" w:hAnsi="Courier New" w:cs="Courier New"/>
+        </w:rPr>
+        <w:t>]:</w:t>
+      </w:r>
+      <w:r>
+        <w:rPr>
+          <w:rFonts w:ascii="Courier New" w:hAnsi="Courier New" w:cs="Courier New"/>
+        </w:rPr>
+        <w:t xml:space="preserve"> </w:t>
+      </w:r>
+      <w:r>
+        <w:rPr>
+          <w:rFonts w:ascii="Courier New" w:hAnsi="Courier New" w:cs="Courier New"/>
+        </w:rPr>
+        <w:t>SUM([Sales])}</w:t>
+      </w:r>
+    </w:p>
+    <w:p>
+      <w:pPr>
+        <w:rPr>
+          <w:rFonts w:ascii="Courier New" w:hAnsi="Courier New" w:cs="Courier New"/>
+        </w:rPr>
+      </w:pPr>
+      <w:r>
+        <w:rPr>
+          <w:rFonts w:ascii="Courier New" w:hAnsi="Courier New" w:cs="Courier New"/>
+        </w:rPr>
+        <w:t>{</w:t>
+      </w:r>
+      <w:r>
+        <w:rPr>
+          <w:rFonts w:ascii="Courier New" w:hAnsi="Courier New" w:cs="Courier New"/>
+        </w:rPr>
+        <w:t>FIXED [Category]:SUM([Sales])}</w:t>
+      </w:r>
+    </w:p>
+    <w:bookmarkEnd w:id="0"/>
+    <w:p>
+      <w:pPr>
+        <w:rPr>
+          <w:rFonts w:ascii="Courier New" w:hAnsi="Courier New" w:cs="Courier New"/>
+        </w:rPr>
+      </w:pPr>
+    </w:p>
+    <w:p>
+      <w:pPr>
+        <w:rPr>
+          <w:rFonts w:ascii="Courier New" w:hAnsi="Courier New" w:cs="Courier New"/>
+        </w:rPr>
+      </w:pPr>
+      <w:r>
+        <w:rPr>
+          <w:rFonts w:ascii="Courier New" w:hAnsi="Courier New" w:cs="Courier New"/>
+          <w:noProof/>
+          <w:lang w:eastAsia="en-IN"/>
         </w:rPr>
         <w:drawing>
           <wp:inline distT="0" distB="0" distL="0" distR="0" wp14:anchorId="7241D859" wp14:editId="28F44B2F">
@@ -181,10 +234,11 @@
           <w:rFonts w:ascii="Courier New" w:hAnsi="Courier New" w:cs="Courier New"/>
         </w:rPr>
       </w:pPr>
-      <w:bookmarkStart w:id="0" w:name="_GoBack"/>
-      <w:r>
-        <w:rPr>
-          <w:rFonts w:ascii="Courier New" w:hAnsi="Courier New" w:cs="Courier New"/>
+      <w:r>
+        <w:rPr>
+          <w:rFonts w:ascii="Courier New" w:hAnsi="Courier New" w:cs="Courier New"/>
+          <w:noProof/>
+          <w:lang w:eastAsia="en-IN"/>
         </w:rPr>
         <w:lastRenderedPageBreak/>
         <w:drawing>
@@ -223,7 +277,6 @@
           </wp:inline>
         </w:drawing>
       </w:r>
-      <w:bookmarkEnd w:id="0"/>
     </w:p>
     <w:sectPr>
       <w:pgSz w:w="11906" w:h="16838"/>

--- a/17 18 20/2 Tableau/5.Calculations/4.LOD/LOD.docx
+++ b/17 18 20/2 Tableau/5.Calculations/4.LOD/LOD.docx
@@ -100,7 +100,6 @@
           <w:rFonts w:ascii="Courier New" w:hAnsi="Courier New" w:cs="Courier New"/>
         </w:rPr>
       </w:pPr>
-      <w:bookmarkStart w:id="0" w:name="_GoBack"/>
       <w:r>
         <w:rPr>
           <w:rFonts w:ascii="Courier New" w:hAnsi="Courier New" w:cs="Courier New"/>
@@ -157,7 +156,6 @@
         <w:t>FIXED [Category]:SUM([Sales])}</w:t>
       </w:r>
     </w:p>
-    <w:bookmarkEnd w:id="0"/>
     <w:p>
       <w:pPr>
         <w:rPr>
@@ -277,6 +275,144 @@
           </wp:inline>
         </w:drawing>
       </w:r>
+    </w:p>
+    <w:p>
+      <w:pPr>
+        <w:rPr>
+          <w:rFonts w:ascii="Courier New" w:hAnsi="Courier New" w:cs="Courier New"/>
+        </w:rPr>
+      </w:pPr>
+    </w:p>
+    <w:p>
+      <w:pPr>
+        <w:rPr>
+          <w:rFonts w:ascii="Courier New" w:hAnsi="Courier New" w:cs="Courier New"/>
+        </w:rPr>
+      </w:pPr>
+    </w:p>
+    <w:p>
+      <w:pPr>
+        <w:rPr>
+          <w:rFonts w:ascii="Courier New" w:hAnsi="Courier New" w:cs="Courier New"/>
+        </w:rPr>
+      </w:pPr>
+      <w:r>
+        <w:rPr>
+          <w:rFonts w:ascii="Courier New" w:hAnsi="Courier New" w:cs="Courier New"/>
+        </w:rPr>
+        <w:t>{INCLUDE [Sub-Category]: SUM([Sales])}</w:t>
+      </w:r>
+    </w:p>
+    <w:p>
+      <w:pPr>
+        <w:rPr>
+          <w:rFonts w:ascii="Courier New" w:hAnsi="Courier New" w:cs="Courier New"/>
+        </w:rPr>
+      </w:pPr>
+    </w:p>
+    <w:p>
+      <w:pPr>
+        <w:rPr>
+          <w:rFonts w:ascii="Courier New" w:hAnsi="Courier New" w:cs="Courier New"/>
+        </w:rPr>
+      </w:pPr>
+      <w:r>
+        <w:rPr>
+          <w:rFonts w:ascii="Courier New" w:hAnsi="Courier New" w:cs="Courier New"/>
+        </w:rPr>
+        <w:drawing>
+          <wp:inline distT="0" distB="0" distL="0" distR="0" wp14:anchorId="20A4DF32" wp14:editId="7A561FE3">
+            <wp:extent cx="6645910" cy="3993515"/>
+            <wp:effectExtent l="0" t="0" r="2540" b="6985"/>
+            <wp:docPr id="3" name="Picture 3"/>
+            <wp:cNvGraphicFramePr>
+              <a:graphicFrameLocks xmlns:a="http://schemas.openxmlformats.org/drawingml/2006/main" noChangeAspect="1"/>
+            </wp:cNvGraphicFramePr>
+            <a:graphic xmlns:a="http://schemas.openxmlformats.org/drawingml/2006/main">
+              <a:graphicData uri="http://schemas.openxmlformats.org/drawingml/2006/picture">
+                <pic:pic xmlns:pic="http://schemas.openxmlformats.org/drawingml/2006/picture">
+                  <pic:nvPicPr>
+                    <pic:cNvPr id="1" name=""/>
+                    <pic:cNvPicPr/>
+                  </pic:nvPicPr>
+                  <pic:blipFill>
+                    <a:blip r:embed="rId6"/>
+                    <a:stretch>
+                      <a:fillRect/>
+                    </a:stretch>
+                  </pic:blipFill>
+                  <pic:spPr>
+                    <a:xfrm>
+                      <a:off x="0" y="0"/>
+                      <a:ext cx="6645910" cy="3993515"/>
+                    </a:xfrm>
+                    <a:prstGeom prst="rect">
+                      <a:avLst/>
+                    </a:prstGeom>
+                  </pic:spPr>
+                </pic:pic>
+              </a:graphicData>
+            </a:graphic>
+          </wp:inline>
+        </w:drawing>
+      </w:r>
+    </w:p>
+    <w:p>
+      <w:pPr>
+        <w:rPr>
+          <w:rFonts w:ascii="Courier New" w:hAnsi="Courier New" w:cs="Courier New"/>
+        </w:rPr>
+      </w:pPr>
+    </w:p>
+    <w:p>
+      <w:pPr>
+        <w:rPr>
+          <w:rFonts w:ascii="Courier New" w:hAnsi="Courier New" w:cs="Courier New"/>
+        </w:rPr>
+      </w:pPr>
+      <w:r>
+        <w:rPr>
+          <w:rFonts w:ascii="Courier New" w:hAnsi="Courier New" w:cs="Courier New"/>
+        </w:rPr>
+        <w:lastRenderedPageBreak/>
+        <w:drawing>
+          <wp:inline distT="0" distB="0" distL="0" distR="0" wp14:anchorId="28166983" wp14:editId="6525CDA3">
+            <wp:extent cx="6645910" cy="4363720"/>
+            <wp:effectExtent l="0" t="0" r="2540" b="0"/>
+            <wp:docPr id="4" name="Picture 4"/>
+            <wp:cNvGraphicFramePr>
+              <a:graphicFrameLocks xmlns:a="http://schemas.openxmlformats.org/drawingml/2006/main" noChangeAspect="1"/>
+            </wp:cNvGraphicFramePr>
+            <a:graphic xmlns:a="http://schemas.openxmlformats.org/drawingml/2006/main">
+              <a:graphicData uri="http://schemas.openxmlformats.org/drawingml/2006/picture">
+                <pic:pic xmlns:pic="http://schemas.openxmlformats.org/drawingml/2006/picture">
+                  <pic:nvPicPr>
+                    <pic:cNvPr id="1" name=""/>
+                    <pic:cNvPicPr/>
+                  </pic:nvPicPr>
+                  <pic:blipFill>
+                    <a:blip r:embed="rId7"/>
+                    <a:stretch>
+                      <a:fillRect/>
+                    </a:stretch>
+                  </pic:blipFill>
+                  <pic:spPr>
+                    <a:xfrm>
+                      <a:off x="0" y="0"/>
+                      <a:ext cx="6645910" cy="4363720"/>
+                    </a:xfrm>
+                    <a:prstGeom prst="rect">
+                      <a:avLst/>
+                    </a:prstGeom>
+                  </pic:spPr>
+                </pic:pic>
+              </a:graphicData>
+            </a:graphic>
+          </wp:inline>
+        </w:drawing>
+      </w:r>
+      <w:bookmarkStart w:id="0" w:name="_GoBack"/>
+      <w:bookmarkEnd w:id="0"/>
     </w:p>
     <w:sectPr>
       <w:pgSz w:w="11906" w:h="16838"/>

--- a/17 18 20/2 Tableau/5.Calculations/4.LOD/LOD.docx
+++ b/17 18 20/2 Tableau/5.Calculations/4.LOD/LOD.docx
@@ -72,19 +72,6 @@
       </w:r>
       <w:r>
         <w:t>, regardless of what's in the visualization (except context filters).</w:t>
-      </w:r>
-    </w:p>
-    <w:p>
-      <w:pPr>
-        <w:rPr>
-          <w:rFonts w:ascii="Courier New" w:hAnsi="Courier New" w:cs="Courier New"/>
-        </w:rPr>
-      </w:pPr>
-      <w:r>
-        <w:rPr>
-          <w:rFonts w:ascii="Courier New" w:hAnsi="Courier New" w:cs="Courier New"/>
-        </w:rPr>
-        <w:t>EXCLUDE</w:t>
       </w:r>
     </w:p>
     <w:p>
@@ -218,6 +205,26 @@
           <w:rFonts w:ascii="Courier New" w:hAnsi="Courier New" w:cs="Courier New"/>
         </w:rPr>
       </w:pPr>
+    </w:p>
+    <w:p>
+      <w:pPr>
+        <w:rPr>
+          <w:rFonts w:ascii="Courier New" w:hAnsi="Courier New" w:cs="Courier New"/>
+        </w:rPr>
+      </w:pPr>
+    </w:p>
+    <w:p>
+      <w:pPr>
+        <w:rPr>
+          <w:rFonts w:ascii="Courier New" w:hAnsi="Courier New" w:cs="Courier New"/>
+        </w:rPr>
+      </w:pPr>
+      <w:r>
+        <w:rPr>
+          <w:rFonts w:ascii="Courier New" w:hAnsi="Courier New" w:cs="Courier New"/>
+        </w:rPr>
+        <w:t>EXCLUDE</w:t>
+      </w:r>
     </w:p>
     <w:p>
       <w:pPr>
@@ -321,10 +328,10 @@
           <w:rFonts w:ascii="Courier New" w:hAnsi="Courier New" w:cs="Courier New"/>
         </w:rPr>
         <w:drawing>
-          <wp:inline distT="0" distB="0" distL="0" distR="0" wp14:anchorId="20A4DF32" wp14:editId="7A561FE3">
-            <wp:extent cx="6645910" cy="3993515"/>
+          <wp:inline distT="0" distB="0" distL="0" distR="0" wp14:anchorId="68D6BFE3" wp14:editId="7B2D2C8E">
+            <wp:extent cx="6645910" cy="3002915"/>
             <wp:effectExtent l="0" t="0" r="2540" b="6985"/>
-            <wp:docPr id="3" name="Picture 3"/>
+            <wp:docPr id="5" name="Picture 5"/>
             <wp:cNvGraphicFramePr>
               <a:graphicFrameLocks xmlns:a="http://schemas.openxmlformats.org/drawingml/2006/main" noChangeAspect="1"/>
             </wp:cNvGraphicFramePr>
@@ -344,7 +351,7 @@
                   <pic:spPr>
                     <a:xfrm>
                       <a:off x="0" y="0"/>
-                      <a:ext cx="6645910" cy="3993515"/>
+                      <a:ext cx="6645910" cy="3002915"/>
                     </a:xfrm>
                     <a:prstGeom prst="rect">
                       <a:avLst/>
@@ -356,23 +363,27 @@
           </wp:inline>
         </w:drawing>
       </w:r>
-    </w:p>
-    <w:p>
-      <w:pPr>
-        <w:rPr>
-          <w:rFonts w:ascii="Courier New" w:hAnsi="Courier New" w:cs="Courier New"/>
-        </w:rPr>
-      </w:pPr>
-    </w:p>
-    <w:p>
-      <w:pPr>
-        <w:rPr>
-          <w:rFonts w:ascii="Courier New" w:hAnsi="Courier New" w:cs="Courier New"/>
-        </w:rPr>
-      </w:pPr>
-      <w:r>
-        <w:rPr>
-          <w:rFonts w:ascii="Courier New" w:hAnsi="Courier New" w:cs="Courier New"/>
+      <w:bookmarkStart w:id="0" w:name="_GoBack"/>
+      <w:bookmarkEnd w:id="0"/>
+    </w:p>
+    <w:p>
+      <w:pPr>
+        <w:rPr>
+          <w:rFonts w:ascii="Courier New" w:hAnsi="Courier New" w:cs="Courier New"/>
+        </w:rPr>
+      </w:pPr>
+    </w:p>
+    <w:p>
+      <w:pPr>
+        <w:rPr>
+          <w:rFonts w:ascii="Courier New" w:hAnsi="Courier New" w:cs="Courier New"/>
+        </w:rPr>
+      </w:pPr>
+      <w:r>
+        <w:rPr>
+          <w:rFonts w:ascii="Courier New" w:hAnsi="Courier New" w:cs="Courier New"/>
+          <w:noProof/>
+          <w:lang w:eastAsia="en-IN"/>
         </w:rPr>
         <w:lastRenderedPageBreak/>
         <w:drawing>
@@ -411,8 +422,6 @@
           </wp:inline>
         </w:drawing>
       </w:r>
-      <w:bookmarkStart w:id="0" w:name="_GoBack"/>
-      <w:bookmarkEnd w:id="0"/>
     </w:p>
     <w:sectPr>
       <w:pgSz w:w="11906" w:h="16838"/>
